--- a/ind/docx/45.content.docx
+++ b/ind/docx/45.content.docx
@@ -19,7 +19,7 @@
         <w:rPr>
           <w:lang w:val="id_ID" w:bidi="id_ID"/>
         </w:rPr>
-        <w:t>Resource: Tyndale Open Study Notes</w:t>
+        <w:t>Resource: Aquifer Open Study Notes (Book Intros)</w:t>
       </w:r>
       <w:r>
         <w:rPr>
@@ -112,7 +112,7 @@
         <w:rPr>
           <w:lang w:val="id_ID" w:bidi="id_ID"/>
         </w:rPr>
-        <w:t>Tyndale Open Study Notes</w:t>
+        <w:t>Aquifer Open Study Notes (Book Intros)</w:t>
       </w:r>
     </w:p>
     <w:p>

--- a/ind/docx/45.content.docx
+++ b/ind/docx/45.content.docx
@@ -258,18 +258,12 @@
         </w:rPr>
         <w:t xml:space="preserve">Kita tidak tahu siapa yang pertama kali membawa Kabar Baik ke Roma. Mungkin orang-orang Yahudi dari Roma yang bertobat ketika Allah pertama kali mencurahkan Roh-Nya pada hari Pentakosta (lihat </w:t>
       </w:r>
-      <w:hyperlink r:id="rId13">
-        <w:r>
-          <w:rPr>
-            <w:lang w:val="id_ID" w:bidi="id_ID"/>
-          </w:rPr>
-          <w:rPr>
-            <w:color w:val="0000EE"/>
-            <w:u w:val="single"/>
-          </w:rPr>
-          <w:t>Kisah. 2:10</w:t>
-        </w:r>
-      </w:hyperlink>
+      <w:r>
+        <w:rPr>
+          <w:lang w:val="id_ID" w:bidi="id_ID"/>
+        </w:rPr>
+        <w:t>Kisah. 2:10</w:t>
+      </w:r>
       <w:r>
         <w:rPr>
           <w:lang w:val="id_ID" w:bidi="id_ID"/>
@@ -290,72 +284,48 @@
         </w:rPr>
         <w:t xml:space="preserve">Pada tahun 49 M, Kaisar Klaudius mengusir semua orang Yahudi dari Roma—termasuk orang-orang Kristen Yahudi (lihat </w:t>
       </w:r>
-      <w:hyperlink r:id="rId14">
-        <w:r>
-          <w:rPr>
-            <w:lang w:val="id_ID" w:bidi="id_ID"/>
-          </w:rPr>
-          <w:rPr>
-            <w:color w:val="0000EE"/>
-            <w:u w:val="single"/>
-          </w:rPr>
-          <w:t>Kisah. 18:2</w:t>
-        </w:r>
-      </w:hyperlink>
+      <w:r>
+        <w:rPr>
+          <w:lang w:val="id_ID" w:bidi="id_ID"/>
+        </w:rPr>
+        <w:t>Kisah. 18:2</w:t>
+      </w:r>
       <w:r>
         <w:rPr>
           <w:lang w:val="id_ID" w:bidi="id_ID"/>
         </w:rPr>
         <w:t>). Meskipun Paulus belum pernah mengunjungi Roma (</w:t>
       </w:r>
-      <w:hyperlink r:id="rId15">
-        <w:r>
-          <w:rPr>
-            <w:lang w:val="id_ID" w:bidi="id_ID"/>
-          </w:rPr>
-          <w:rPr>
-            <w:color w:val="0000EE"/>
-            <w:u w:val="single"/>
-          </w:rPr>
-          <w:t>Rm. 1:13</w:t>
-        </w:r>
-      </w:hyperlink>
+      <w:r>
+        <w:rPr>
+          <w:lang w:val="id_ID" w:bidi="id_ID"/>
+        </w:rPr>
+        <w:t>Rm. 1:13</w:t>
+      </w:r>
       <w:r>
         <w:rPr>
           <w:lang w:val="id_ID" w:bidi="id_ID"/>
         </w:rPr>
         <w:t>), dalam perjalanannya ia bertemu dengan beberapa orang Kristen dari Roma ini, seperti Priskila dan Akwila (</w:t>
       </w:r>
-      <w:hyperlink r:id="rId16">
-        <w:r>
-          <w:rPr>
-            <w:lang w:val="id_ID" w:bidi="id_ID"/>
-          </w:rPr>
-          <w:rPr>
-            <w:color w:val="0000EE"/>
-            <w:u w:val="single"/>
-          </w:rPr>
-          <w:t>Rm. 16:3–4</w:t>
-        </w:r>
-      </w:hyperlink>
+      <w:r>
+        <w:rPr>
+          <w:lang w:val="id_ID" w:bidi="id_ID"/>
+        </w:rPr>
+        <w:t>Rm. 16:3–4</w:t>
+      </w:r>
       <w:r>
         <w:rPr>
           <w:lang w:val="id_ID" w:bidi="id_ID"/>
         </w:rPr>
         <w:t xml:space="preserve">; bdk. </w:t>
       </w:r>
-      <w:hyperlink r:id="rId14">
-        <w:r>
-          <w:rPr>
-            <w:lang w:val="id_ID" w:bidi="id_ID"/>
-          </w:rPr>
-          <w:rPr>
-            <w:color w:val="0000EE"/>
-            <w:u w:val="single"/>
-          </w:rPr>
-          <w:t>Kisah. 18:2</w:t>
-        </w:r>
-      </w:hyperlink>
+      <w:r>
+        <w:rPr>
+          <w:lang w:val="id_ID" w:bidi="id_ID"/>
+        </w:rPr>
+        <w:t>Kisah. 18:2</w:t>
+      </w:r>
       <w:r>
         <w:rPr>
           <w:lang w:val="id_ID" w:bidi="id_ID"/>
@@ -376,18 +346,12 @@
         </w:rPr>
         <w:t xml:space="preserve">Keputusan Klaudius akhirnya berakhir, sehingga pada saat Paulus menulis suratnya kepada jemaat Roma, banyak orang Kristen Yahudi telah kembali ke Roma. Namun, selama ketidakhadiran mereka, orang-orang Kristen non-Yahudi telah mencapai jumlah yang lebih besar dalam komunitas Kristen di Roma. Oleh karena itu, ketika Paulus menulis kepada orang-orang Kristen di Roma (mungkin sekitar tahun 57 M), komunitas Kristen Roma terbagi menjadi dua kelompok besar. Orang-orang Kristen non-Yahudi sekarang menjadi kelompok mayoritas, dan mereka secara alami kurang peduli tentang kesinambungan dengan Perjanjian Lama atau dengan tuntutan Hukum Musa dibandingkan saudara-saudari mereka yang berlatar belakang Yahudi. Mereka tampaknya bahkan meremehkan orang-orang Kristen Yahudi (lihat </w:t>
       </w:r>
-      <w:hyperlink r:id="rId17">
-        <w:r>
-          <w:rPr>
-            <w:lang w:val="id_ID" w:bidi="id_ID"/>
-          </w:rPr>
-          <w:rPr>
-            <w:color w:val="0000EE"/>
-            <w:u w:val="single"/>
-          </w:rPr>
-          <w:t>Rm. 11:25</w:t>
-        </w:r>
-      </w:hyperlink>
+      <w:r>
+        <w:rPr>
+          <w:lang w:val="id_ID" w:bidi="id_ID"/>
+        </w:rPr>
+        <w:t>Rm. 11:25</w:t>
+      </w:r>
       <w:r>
         <w:rPr>
           <w:lang w:val="id_ID" w:bidi="id_ID"/>
@@ -419,72 +383,48 @@
         </w:rPr>
         <w:t>Dalam pengantar surat (</w:t>
       </w:r>
-      <w:hyperlink r:id="rId18">
-        <w:r>
-          <w:rPr>
-            <w:lang w:val="id_ID" w:bidi="id_ID"/>
-          </w:rPr>
-          <w:rPr>
-            <w:color w:val="0000EE"/>
-            <w:u w:val="single"/>
-          </w:rPr>
-          <w:t>Rm. 1:1–17</w:t>
-        </w:r>
-      </w:hyperlink>
+      <w:r>
+        <w:rPr>
+          <w:lang w:val="id_ID" w:bidi="id_ID"/>
+        </w:rPr>
+        <w:t>Rm. 1:1–17</w:t>
+      </w:r>
       <w:r>
         <w:rPr>
           <w:lang w:val="id_ID" w:bidi="id_ID"/>
         </w:rPr>
         <w:t>), Paulus mengidentifikasikan dirinya dan para pembacanya (</w:t>
       </w:r>
-      <w:hyperlink r:id="rId19">
-        <w:r>
-          <w:rPr>
-            <w:lang w:val="id_ID" w:bidi="id_ID"/>
-          </w:rPr>
-          <w:rPr>
-            <w:color w:val="0000EE"/>
-            <w:u w:val="single"/>
-          </w:rPr>
-          <w:t>Rm. 1:1–7</w:t>
-        </w:r>
-      </w:hyperlink>
+      <w:r>
+        <w:rPr>
+          <w:lang w:val="id_ID" w:bidi="id_ID"/>
+        </w:rPr>
+        <w:t>Rm. 1:1–7</w:t>
+      </w:r>
       <w:r>
         <w:rPr>
           <w:lang w:val="id_ID" w:bidi="id_ID"/>
         </w:rPr>
         <w:t>), menyampaikan rasa syukur kepada orang-orang Kristen di Roma (</w:t>
       </w:r>
-      <w:hyperlink r:id="rId20">
-        <w:r>
-          <w:rPr>
-            <w:lang w:val="id_ID" w:bidi="id_ID"/>
-          </w:rPr>
-          <w:rPr>
-            <w:color w:val="0000EE"/>
-            <w:u w:val="single"/>
-          </w:rPr>
-          <w:t>Rm. 1:8–15</w:t>
-        </w:r>
-      </w:hyperlink>
+      <w:r>
+        <w:rPr>
+          <w:lang w:val="id_ID" w:bidi="id_ID"/>
+        </w:rPr>
+        <w:t>Rm. 1:8–15</w:t>
+      </w:r>
       <w:r>
         <w:rPr>
           <w:lang w:val="id_ID" w:bidi="id_ID"/>
         </w:rPr>
         <w:t>), dan memperkenalkan tema surat: “Kabar Baik tentang Kristus” (</w:t>
       </w:r>
-      <w:hyperlink r:id="rId21">
-        <w:r>
-          <w:rPr>
-            <w:lang w:val="id_ID" w:bidi="id_ID"/>
-          </w:rPr>
-          <w:rPr>
-            <w:color w:val="0000EE"/>
-            <w:u w:val="single"/>
-          </w:rPr>
-          <w:t>Rm. 1:16–17</w:t>
-        </w:r>
-      </w:hyperlink>
+      <w:r>
+        <w:rPr>
+          <w:lang w:val="id_ID" w:bidi="id_ID"/>
+        </w:rPr>
+        <w:t>Rm. 1:16–17</w:t>
+      </w:r>
       <w:r>
         <w:rPr>
           <w:lang w:val="id_ID" w:bidi="id_ID"/>
@@ -505,54 +445,36 @@
         </w:rPr>
         <w:t>Sebelum menjelaskan Kabar Baik ini, Paulus menggambarkan latar belakang gelap dari keberdosaan manusia yang universal yang membuat Kabar Baik ini diperlukan. Baik orang-orang bukan Yahudi (</w:t>
       </w:r>
-      <w:hyperlink r:id="rId22">
-        <w:r>
-          <w:rPr>
-            <w:lang w:val="id_ID" w:bidi="id_ID"/>
-          </w:rPr>
-          <w:rPr>
-            <w:color w:val="0000EE"/>
-            <w:u w:val="single"/>
-          </w:rPr>
-          <w:t>Rm. 1:18–32</w:t>
-        </w:r>
-      </w:hyperlink>
+      <w:r>
+        <w:rPr>
+          <w:lang w:val="id_ID" w:bidi="id_ID"/>
+        </w:rPr>
+        <w:t>Rm. 1:18–32</w:t>
+      </w:r>
       <w:r>
         <w:rPr>
           <w:lang w:val="id_ID" w:bidi="id_ID"/>
         </w:rPr>
         <w:t>) maupun orang Yahudi (</w:t>
       </w:r>
-      <w:hyperlink r:id="rId23">
-        <w:r>
-          <w:rPr>
-            <w:lang w:val="id_ID" w:bidi="id_ID"/>
-          </w:rPr>
-          <w:rPr>
-            <w:color w:val="0000EE"/>
-            <w:u w:val="single"/>
-          </w:rPr>
-          <w:t>Rm. 2:1–3:8</w:t>
-        </w:r>
-      </w:hyperlink>
+      <w:r>
+        <w:rPr>
+          <w:lang w:val="id_ID" w:bidi="id_ID"/>
+        </w:rPr>
+        <w:t>Rm. 2:1–3:8</w:t>
+      </w:r>
       <w:r>
         <w:rPr>
           <w:lang w:val="id_ID" w:bidi="id_ID"/>
         </w:rPr>
         <w:t>) telah berpaling dari wahyu Allah tentang diri-Nya. Semua berada "di bawah kuasa dosa" dan tidak dapat dibenarkan di hadapan Allah oleh apa pun yang mereka lakukan (</w:t>
       </w:r>
-      <w:hyperlink r:id="rId24">
-        <w:r>
-          <w:rPr>
-            <w:lang w:val="id_ID" w:bidi="id_ID"/>
-          </w:rPr>
-          <w:rPr>
-            <w:color w:val="0000EE"/>
-            <w:u w:val="single"/>
-          </w:rPr>
-          <w:t>Rm. 3:9–20</w:t>
-        </w:r>
-      </w:hyperlink>
+      <w:r>
+        <w:rPr>
+          <w:lang w:val="id_ID" w:bidi="id_ID"/>
+        </w:rPr>
+        <w:t>Rm. 3:9–20</w:t>
+      </w:r>
       <w:r>
         <w:rPr>
           <w:lang w:val="id_ID" w:bidi="id_ID"/>
@@ -573,72 +495,48 @@
         </w:rPr>
         <w:t>Ke dalam situasi tanpa harapan ini, datanglah Kabar Baik yang mengungkapkan "satu cara baru untuk dibenarkan" di hadapan Allah. Allah menyediakan cara baru ini dengan mengirimkan Yesus sebagai kurban untuk dosa, dan semua orang dapat memperoleh manfaat dari kurban itu melalui iman (</w:t>
       </w:r>
-      <w:hyperlink r:id="rId25">
-        <w:r>
-          <w:rPr>
-            <w:lang w:val="id_ID" w:bidi="id_ID"/>
-          </w:rPr>
-          <w:rPr>
-            <w:color w:val="0000EE"/>
-            <w:u w:val="single"/>
-          </w:rPr>
-          <w:t>Rm. 3:21–26</w:t>
-        </w:r>
-      </w:hyperlink>
+      <w:r>
+        <w:rPr>
+          <w:lang w:val="id_ID" w:bidi="id_ID"/>
+        </w:rPr>
+        <w:t>Rm. 3:21–26</w:t>
+      </w:r>
       <w:r>
         <w:rPr>
           <w:lang w:val="id_ID" w:bidi="id_ID"/>
         </w:rPr>
         <w:t xml:space="preserve">). Dalam </w:t>
       </w:r>
-      <w:hyperlink r:id="rId26">
-        <w:r>
-          <w:rPr>
-            <w:lang w:val="id_ID" w:bidi="id_ID"/>
-          </w:rPr>
-          <w:rPr>
-            <w:color w:val="0000EE"/>
-            <w:u w:val="single"/>
-          </w:rPr>
-          <w:t>Rm. 3:27–4:25</w:t>
-        </w:r>
-      </w:hyperlink>
+      <w:r>
+        <w:rPr>
+          <w:lang w:val="id_ID" w:bidi="id_ID"/>
+        </w:rPr>
+        <w:t>Rm. 3:27–4:25</w:t>
+      </w:r>
       <w:r>
         <w:rPr>
           <w:lang w:val="id_ID" w:bidi="id_ID"/>
         </w:rPr>
         <w:t>, Paulus menyoroti sifat dan pentingnya iman. Dia menunjukkan bahwa iman menyingkirkan kesombongan dan memungkinkan baik orang Yahudi maupun non-Yahudi memiliki akses yang sama ke anugerah Allah dalam Kristus (</w:t>
       </w:r>
-      <w:hyperlink r:id="rId27">
-        <w:r>
-          <w:rPr>
-            <w:lang w:val="id_ID" w:bidi="id_ID"/>
-          </w:rPr>
-          <w:rPr>
-            <w:color w:val="0000EE"/>
-            <w:u w:val="single"/>
-          </w:rPr>
-          <w:t>Rm. 3:27–31</w:t>
-        </w:r>
-      </w:hyperlink>
+      <w:r>
+        <w:rPr>
+          <w:lang w:val="id_ID" w:bidi="id_ID"/>
+        </w:rPr>
+        <w:t>Rm. 3:27–31</w:t>
+      </w:r>
       <w:r>
         <w:rPr>
           <w:lang w:val="id_ID" w:bidi="id_ID"/>
         </w:rPr>
         <w:t>). Dia mengembangkan poin-poin yang sama ini lebih lanjut melalui rujukan kepada Abraham (</w:t>
       </w:r>
-      <w:hyperlink r:id="rId28">
-        <w:r>
-          <w:rPr>
-            <w:lang w:val="id_ID" w:bidi="id_ID"/>
-          </w:rPr>
-          <w:rPr>
-            <w:color w:val="0000EE"/>
-            <w:u w:val="single"/>
-          </w:rPr>
-          <w:t>4</w:t>
-        </w:r>
-      </w:hyperlink>
+      <w:r>
+        <w:rPr>
+          <w:lang w:val="id_ID" w:bidi="id_ID"/>
+        </w:rPr>
+        <w:t>4</w:t>
+      </w:r>
       <w:r>
         <w:rPr>
           <w:lang w:val="id_ID" w:bidi="id_ID"/>
@@ -659,126 +557,84 @@
         </w:rPr>
         <w:t xml:space="preserve">Dalam </w:t>
       </w:r>
-      <w:hyperlink r:id="rId29">
-        <w:r>
-          <w:rPr>
-            <w:lang w:val="id_ID" w:bidi="id_ID"/>
-          </w:rPr>
-          <w:rPr>
-            <w:color w:val="0000EE"/>
-            <w:u w:val="single"/>
-          </w:rPr>
-          <w:t>pasal 5–8</w:t>
-        </w:r>
-      </w:hyperlink>
+      <w:r>
+        <w:rPr>
+          <w:lang w:val="id_ID" w:bidi="id_ID"/>
+        </w:rPr>
+        <w:t>pasal 5–8</w:t>
+      </w:r>
       <w:r>
         <w:rPr>
           <w:lang w:val="id_ID" w:bidi="id_ID"/>
         </w:rPr>
         <w:t>, Paulus membahas jaminan atau keamanan keselamatan. Jaminan bahwa orang percaya akan mendapat bagian dalam kemuliaan Allah (</w:t>
       </w:r>
-      <w:hyperlink r:id="rId30">
-        <w:r>
-          <w:rPr>
-            <w:lang w:val="id_ID" w:bidi="id_ID"/>
-          </w:rPr>
-          <w:rPr>
-            <w:color w:val="0000EE"/>
-            <w:u w:val="single"/>
-          </w:rPr>
-          <w:t>Rm. 5:1–11</w:t>
-        </w:r>
-      </w:hyperlink>
+      <w:r>
+        <w:rPr>
+          <w:lang w:val="id_ID" w:bidi="id_ID"/>
+        </w:rPr>
+        <w:t>Rm. 5:1–11</w:t>
+      </w:r>
       <w:r>
         <w:rPr>
           <w:lang w:val="id_ID" w:bidi="id_ID"/>
         </w:rPr>
         <w:t>) didasarkan pada bagaimana Yesus Kristus lebih dari sekadar membalikkan dampak buruk dari dosa Adam (</w:t>
       </w:r>
-      <w:hyperlink r:id="rId31">
-        <w:r>
-          <w:rPr>
-            <w:lang w:val="id_ID" w:bidi="id_ID"/>
-          </w:rPr>
-          <w:rPr>
-            <w:color w:val="0000EE"/>
-            <w:u w:val="single"/>
-          </w:rPr>
-          <w:t>Rm. 5:12–21</w:t>
-        </w:r>
-      </w:hyperlink>
+      <w:r>
+        <w:rPr>
+          <w:lang w:val="id_ID" w:bidi="id_ID"/>
+        </w:rPr>
+        <w:t>Rm. 5:12–21</w:t>
+      </w:r>
       <w:r>
         <w:rPr>
           <w:lang w:val="id_ID" w:bidi="id_ID"/>
         </w:rPr>
         <w:t>). Baik dosa (</w:t>
       </w:r>
-      <w:hyperlink r:id="rId32">
-        <w:r>
-          <w:rPr>
-            <w:lang w:val="id_ID" w:bidi="id_ID"/>
-          </w:rPr>
-          <w:rPr>
-            <w:color w:val="0000EE"/>
-            <w:u w:val="single"/>
-          </w:rPr>
-          <w:t>pasal 6</w:t>
-        </w:r>
-      </w:hyperlink>
+      <w:r>
+        <w:rPr>
+          <w:lang w:val="id_ID" w:bidi="id_ID"/>
+        </w:rPr>
+        <w:t>pasal 6</w:t>
+      </w:r>
       <w:r>
         <w:rPr>
           <w:lang w:val="id_ID" w:bidi="id_ID"/>
         </w:rPr>
         <w:t>) maupun hukum Taurat (</w:t>
       </w:r>
-      <w:hyperlink r:id="rId33">
-        <w:r>
-          <w:rPr>
-            <w:lang w:val="id_ID" w:bidi="id_ID"/>
-          </w:rPr>
-          <w:rPr>
-            <w:color w:val="0000EE"/>
-            <w:u w:val="single"/>
-          </w:rPr>
-          <w:t>pasal 7</w:t>
-        </w:r>
-      </w:hyperlink>
+      <w:r>
+        <w:rPr>
+          <w:lang w:val="id_ID" w:bidi="id_ID"/>
+        </w:rPr>
+        <w:t>pasal 7</w:t>
+      </w:r>
       <w:r>
         <w:rPr>
           <w:lang w:val="id_ID" w:bidi="id_ID"/>
         </w:rPr>
         <w:t>) tidak dapat menghalangi Allah untuk mencapai tujuan-Nya bagi orang percaya. Roh Kudus membebaskan orang percaya dari kematian (</w:t>
       </w:r>
-      <w:hyperlink r:id="rId34">
-        <w:r>
-          <w:rPr>
-            <w:lang w:val="id_ID" w:bidi="id_ID"/>
-          </w:rPr>
-          <w:rPr>
-            <w:color w:val="0000EE"/>
-            <w:u w:val="single"/>
-          </w:rPr>
-          <w:t>Rm. 8:1–17</w:t>
-        </w:r>
-      </w:hyperlink>
+      <w:r>
+        <w:rPr>
+          <w:lang w:val="id_ID" w:bidi="id_ID"/>
+        </w:rPr>
+        <w:t>Rm. 8:1–17</w:t>
+      </w:r>
       <w:r>
         <w:rPr>
           <w:lang w:val="id_ID" w:bidi="id_ID"/>
         </w:rPr>
         <w:t>) dan meyakinkan mereka bahwa penderitaan dalam hidup ini tidak akan menghalangi mereka dari kemuliaan yang telah Allah tetapkan bagi mereka (</w:t>
       </w:r>
-      <w:hyperlink r:id="rId35">
-        <w:r>
-          <w:rPr>
-            <w:lang w:val="id_ID" w:bidi="id_ID"/>
-          </w:rPr>
-          <w:rPr>
-            <w:color w:val="0000EE"/>
-            <w:u w:val="single"/>
-          </w:rPr>
-          <w:t>Rm. 8:18–39</w:t>
-        </w:r>
-      </w:hyperlink>
+      <w:r>
+        <w:rPr>
+          <w:lang w:val="id_ID" w:bidi="id_ID"/>
+        </w:rPr>
+        <w:t>Rm. 8:18–39</w:t>
+      </w:r>
       <w:r>
         <w:rPr>
           <w:lang w:val="id_ID" w:bidi="id_ID"/>
@@ -799,108 +655,72 @@
         </w:rPr>
         <w:t>Kabar Baik hanya benar-benar bisa menjadi "kabar baik" jika berita tentang Kristus selaras dengan janji-janji Allah dalam Perjanjian Lama. Namun, ketidakpercayaan begitu banyak orang Yahudi tampaknya menunjukkan bahwa janji-janji Allah kepada Israel tidak terpenuhi (</w:t>
       </w:r>
-      <w:hyperlink r:id="rId36">
-        <w:r>
-          <w:rPr>
-            <w:lang w:val="id_ID" w:bidi="id_ID"/>
-          </w:rPr>
-          <w:rPr>
-            <w:color w:val="0000EE"/>
-            <w:u w:val="single"/>
-          </w:rPr>
-          <w:t>Rm. 9:1–5</w:t>
-        </w:r>
-      </w:hyperlink>
+      <w:r>
+        <w:rPr>
+          <w:lang w:val="id_ID" w:bidi="id_ID"/>
+        </w:rPr>
+        <w:t>Rm. 9:1–5</w:t>
+      </w:r>
       <w:r>
         <w:rPr>
           <w:lang w:val="id_ID" w:bidi="id_ID"/>
         </w:rPr>
         <w:t xml:space="preserve">). Jadi, dalam </w:t>
       </w:r>
-      <w:hyperlink r:id="rId37">
-        <w:r>
-          <w:rPr>
-            <w:lang w:val="id_ID" w:bidi="id_ID"/>
-          </w:rPr>
-          <w:rPr>
-            <w:color w:val="0000EE"/>
-            <w:u w:val="single"/>
-          </w:rPr>
-          <w:t>pasal 9–11</w:t>
-        </w:r>
-      </w:hyperlink>
+      <w:r>
+        <w:rPr>
+          <w:lang w:val="id_ID" w:bidi="id_ID"/>
+        </w:rPr>
+        <w:t>pasal 9–11</w:t>
+      </w:r>
       <w:r>
         <w:rPr>
           <w:lang w:val="id_ID" w:bidi="id_ID"/>
         </w:rPr>
         <w:t>, Paulus menunjukkan bahwa Allah setia pada janji-janji-Nya. Allah tidak pernah menjanjikan keselamatan kepada semua orang Yahudi, tetapi hanya kepada sisa yang terpilih (</w:t>
       </w:r>
-      <w:hyperlink r:id="rId38">
-        <w:r>
-          <w:rPr>
-            <w:lang w:val="id_ID" w:bidi="id_ID"/>
-          </w:rPr>
-          <w:rPr>
-            <w:color w:val="0000EE"/>
-            <w:u w:val="single"/>
-          </w:rPr>
-          <w:t>Rm. 9:6–29</w:t>
-        </w:r>
-      </w:hyperlink>
+      <w:r>
+        <w:rPr>
+          <w:lang w:val="id_ID" w:bidi="id_ID"/>
+        </w:rPr>
+        <w:t>Rm. 9:6–29</w:t>
+      </w:r>
       <w:r>
         <w:rPr>
           <w:lang w:val="id_ID" w:bidi="id_ID"/>
         </w:rPr>
         <w:t>). Orang-orang Yahudi sendiri bertanggung jawab atas keadaan mereka karena mereka menolak untuk mengakui pemenuhan janji-janji Allah dalam Kristus (</w:t>
       </w:r>
-      <w:hyperlink r:id="rId39">
-        <w:r>
-          <w:rPr>
-            <w:lang w:val="id_ID" w:bidi="id_ID"/>
-          </w:rPr>
-          <w:rPr>
-            <w:color w:val="0000EE"/>
-            <w:u w:val="single"/>
-          </w:rPr>
-          <w:t>Rm. 9:30–10:21</w:t>
-        </w:r>
-      </w:hyperlink>
+      <w:r>
+        <w:rPr>
+          <w:lang w:val="id_ID" w:bidi="id_ID"/>
+        </w:rPr>
+        <w:t>Rm. 9:30–10:21</w:t>
+      </w:r>
       <w:r>
         <w:rPr>
           <w:lang w:val="id_ID" w:bidi="id_ID"/>
         </w:rPr>
         <w:t>). Meskipun demikian, Allah dengan setia menjaga sisa orang Yahudi yang percaya (</w:t>
       </w:r>
-      <w:hyperlink r:id="rId40">
-        <w:r>
-          <w:rPr>
-            <w:lang w:val="id_ID" w:bidi="id_ID"/>
-          </w:rPr>
-          <w:rPr>
-            <w:color w:val="0000EE"/>
-            <w:u w:val="single"/>
-          </w:rPr>
-          <w:t>Rm. 11:1–10</w:t>
-        </w:r>
-      </w:hyperlink>
+      <w:r>
+        <w:rPr>
+          <w:lang w:val="id_ID" w:bidi="id_ID"/>
+        </w:rPr>
+        <w:t>Rm. 11:1–10</w:t>
+      </w:r>
       <w:r>
         <w:rPr>
           <w:lang w:val="id_ID" w:bidi="id_ID"/>
         </w:rPr>
         <w:t>), dan Allah masih memiliki banyak hal lagi yang akan Ia genapi untuk umat-Nya Israel (</w:t>
       </w:r>
-      <w:hyperlink r:id="rId41">
-        <w:r>
-          <w:rPr>
-            <w:lang w:val="id_ID" w:bidi="id_ID"/>
-          </w:rPr>
-          <w:rPr>
-            <w:color w:val="0000EE"/>
-            <w:u w:val="single"/>
-          </w:rPr>
-          <w:t>Rm. 11:11–36</w:t>
-        </w:r>
-      </w:hyperlink>
+      <w:r>
+        <w:rPr>
+          <w:lang w:val="id_ID" w:bidi="id_ID"/>
+        </w:rPr>
+        <w:t>Rm. 11:11–36</w:t>
+      </w:r>
       <w:r>
         <w:rPr>
           <w:lang w:val="id_ID" w:bidi="id_ID"/>
@@ -921,126 +741,84 @@
         </w:rPr>
         <w:t xml:space="preserve">Kabar Baik menyelamatkan manusia dari hukuman dosa dan juga mengubah kehidupan seseorang. Dalam </w:t>
       </w:r>
-      <w:hyperlink r:id="rId42">
-        <w:r>
-          <w:rPr>
-            <w:lang w:val="id_ID" w:bidi="id_ID"/>
-          </w:rPr>
-          <w:rPr>
-            <w:color w:val="0000EE"/>
-            <w:u w:val="single"/>
-          </w:rPr>
-          <w:t>Rm. 12:1–15:13</w:t>
-        </w:r>
-      </w:hyperlink>
+      <w:r>
+        <w:rPr>
+          <w:lang w:val="id_ID" w:bidi="id_ID"/>
+        </w:rPr>
+        <w:t>Rm. 12:1–15:13</w:t>
+      </w:r>
       <w:r>
         <w:rPr>
           <w:lang w:val="id_ID" w:bidi="id_ID"/>
         </w:rPr>
         <w:t>, Paulus memfokuskan perhatiannya pada kuasa Kabar Baik yang membawa transformasi. Transformasi ini menuntut cara berpikir dan hidup yang sepenuhnya baru (</w:t>
       </w:r>
-      <w:hyperlink r:id="rId43">
-        <w:r>
-          <w:rPr>
-            <w:lang w:val="id_ID" w:bidi="id_ID"/>
-          </w:rPr>
-          <w:rPr>
-            <w:color w:val="0000EE"/>
-            <w:u w:val="single"/>
-          </w:rPr>
-          <w:t>Rm. 12:1–2</w:t>
-        </w:r>
-      </w:hyperlink>
+      <w:r>
+        <w:rPr>
+          <w:lang w:val="id_ID" w:bidi="id_ID"/>
+        </w:rPr>
+        <w:t>Rm. 12:1–2</w:t>
+      </w:r>
       <w:r>
         <w:rPr>
           <w:lang w:val="id_ID" w:bidi="id_ID"/>
         </w:rPr>
         <w:t>). Kehidupan yang telah diubah akan terwujud dalam kerukunan dalam komunitas (</w:t>
       </w:r>
-      <w:hyperlink r:id="rId44">
-        <w:r>
-          <w:rPr>
-            <w:lang w:val="id_ID" w:bidi="id_ID"/>
-          </w:rPr>
-          <w:rPr>
-            <w:color w:val="0000EE"/>
-            <w:u w:val="single"/>
-          </w:rPr>
-          <w:t>Rm. 12:3–8</w:t>
-        </w:r>
-      </w:hyperlink>
+      <w:r>
+        <w:rPr>
+          <w:lang w:val="id_ID" w:bidi="id_ID"/>
+        </w:rPr>
+        <w:t>Rm. 12:3–8</w:t>
+      </w:r>
       <w:r>
         <w:rPr>
           <w:lang w:val="id_ID" w:bidi="id_ID"/>
         </w:rPr>
         <w:t>), manifestasi kasih (</w:t>
       </w:r>
-      <w:hyperlink r:id="rId45">
-        <w:r>
-          <w:rPr>
-            <w:lang w:val="id_ID" w:bidi="id_ID"/>
-          </w:rPr>
-          <w:rPr>
-            <w:color w:val="0000EE"/>
-            <w:u w:val="single"/>
-          </w:rPr>
-          <w:t>Rm. 12:9–21</w:t>
-        </w:r>
-      </w:hyperlink>
+      <w:r>
+        <w:rPr>
+          <w:lang w:val="id_ID" w:bidi="id_ID"/>
+        </w:rPr>
+        <w:t>Rm. 12:9–21</w:t>
+      </w:r>
       <w:r>
         <w:rPr>
           <w:lang w:val="id_ID" w:bidi="id_ID"/>
         </w:rPr>
         <w:t xml:space="preserve">; bdk. </w:t>
       </w:r>
-      <w:hyperlink r:id="rId46">
-        <w:r>
-          <w:rPr>
-            <w:lang w:val="id_ID" w:bidi="id_ID"/>
-          </w:rPr>
-          <w:rPr>
-            <w:color w:val="0000EE"/>
-            <w:u w:val="single"/>
-          </w:rPr>
-          <w:t>Rm. 13:8–10</w:t>
-        </w:r>
-      </w:hyperlink>
+      <w:r>
+        <w:rPr>
+          <w:lang w:val="id_ID" w:bidi="id_ID"/>
+        </w:rPr>
+        <w:t>Rm. 13:8–10</w:t>
+      </w:r>
       <w:r>
         <w:rPr>
           <w:lang w:val="id_ID" w:bidi="id_ID"/>
         </w:rPr>
         <w:t>), dan kepatuhan kepada pemerintah (</w:t>
       </w:r>
-      <w:hyperlink r:id="rId47">
-        <w:r>
-          <w:rPr>
-            <w:lang w:val="id_ID" w:bidi="id_ID"/>
-          </w:rPr>
-          <w:rPr>
-            <w:color w:val="0000EE"/>
-            <w:u w:val="single"/>
-          </w:rPr>
-          <w:t>Rm. 13:1–7</w:t>
-        </w:r>
-      </w:hyperlink>
+      <w:r>
+        <w:rPr>
+          <w:lang w:val="id_ID" w:bidi="id_ID"/>
+        </w:rPr>
+        <w:t>Rm. 13:1–7</w:t>
+      </w:r>
       <w:r>
         <w:rPr>
           <w:lang w:val="id_ID" w:bidi="id_ID"/>
         </w:rPr>
         <w:t>). Kehidupan yang telah diubah mendapatkan kuasanya dari pekerjaan yang telah Allah lakukan dan menemukan urgensinya dalam pekerjaan yang masih harus Ia lakukan (</w:t>
       </w:r>
-      <w:hyperlink r:id="rId48">
-        <w:r>
-          <w:rPr>
-            <w:lang w:val="id_ID" w:bidi="id_ID"/>
-          </w:rPr>
-          <w:rPr>
-            <w:color w:val="0000EE"/>
-            <w:u w:val="single"/>
-          </w:rPr>
-          <w:t>Rm. 13:11–14</w:t>
-        </w:r>
-      </w:hyperlink>
+      <w:r>
+        <w:rPr>
+          <w:lang w:val="id_ID" w:bidi="id_ID"/>
+        </w:rPr>
+        <w:t>Rm. 13:11–14</w:t>
+      </w:r>
       <w:r>
         <w:rPr>
           <w:lang w:val="id_ID" w:bidi="id_ID"/>
@@ -1061,18 +839,12 @@
         </w:rPr>
         <w:t xml:space="preserve">Dalam </w:t>
       </w:r>
-      <w:hyperlink r:id="rId49">
-        <w:r>
-          <w:rPr>
-            <w:lang w:val="id_ID" w:bidi="id_ID"/>
-          </w:rPr>
-          <w:rPr>
-            <w:color w:val="0000EE"/>
-            <w:u w:val="single"/>
-          </w:rPr>
-          <w:t>Rm. 14:1–15:13</w:t>
-        </w:r>
-      </w:hyperlink>
+      <w:r>
+        <w:rPr>
+          <w:lang w:val="id_ID" w:bidi="id_ID"/>
+        </w:rPr>
+        <w:t>Rm. 14:1–15:13</w:t>
+      </w:r>
       <w:r>
         <w:rPr>
           <w:lang w:val="id_ID" w:bidi="id_ID"/>
@@ -1093,54 +865,36 @@
         </w:rPr>
         <w:t>Format penulisan surat muncul kembali di bagian akhir surat Roma, di mana Paulus membahas pelayanannya dan rencana perjalanannya (</w:t>
       </w:r>
-      <w:hyperlink r:id="rId50">
-        <w:r>
-          <w:rPr>
-            <w:lang w:val="id_ID" w:bidi="id_ID"/>
-          </w:rPr>
-          <w:rPr>
-            <w:color w:val="0000EE"/>
-            <w:u w:val="single"/>
-          </w:rPr>
-          <w:t>Rm. 15:14–33</w:t>
-        </w:r>
-      </w:hyperlink>
+      <w:r>
+        <w:rPr>
+          <w:lang w:val="id_ID" w:bidi="id_ID"/>
+        </w:rPr>
+        <w:t>Rm. 15:14–33</w:t>
+      </w:r>
       <w:r>
         <w:rPr>
           <w:lang w:val="id_ID" w:bidi="id_ID"/>
         </w:rPr>
         <w:t>), menyapa dan memuji rekan-rekan kerja serta orang Kristen lainnya (</w:t>
       </w:r>
-      <w:hyperlink r:id="rId51">
-        <w:r>
-          <w:rPr>
-            <w:lang w:val="id_ID" w:bidi="id_ID"/>
-          </w:rPr>
-          <w:rPr>
-            <w:color w:val="0000EE"/>
-            <w:u w:val="single"/>
-          </w:rPr>
-          <w:t>Rm. 16:1–16</w:t>
-        </w:r>
-      </w:hyperlink>
+      <w:r>
+        <w:rPr>
+          <w:lang w:val="id_ID" w:bidi="id_ID"/>
+        </w:rPr>
+        <w:t>Rm. 16:1–16</w:t>
+      </w:r>
       <w:r>
         <w:rPr>
           <w:lang w:val="id_ID" w:bidi="id_ID"/>
         </w:rPr>
         <w:t>), dan diakhiri dengan rujukan lebih lanjut kepada rekan-rekan kerja, peringatan terakhir, serta doksologi (</w:t>
       </w:r>
-      <w:hyperlink r:id="rId52">
-        <w:r>
-          <w:rPr>
-            <w:lang w:val="id_ID" w:bidi="id_ID"/>
-          </w:rPr>
-          <w:rPr>
-            <w:color w:val="0000EE"/>
-            <w:u w:val="single"/>
-          </w:rPr>
-          <w:t>Rm. 16:17–27</w:t>
-        </w:r>
-      </w:hyperlink>
+      <w:r>
+        <w:rPr>
+          <w:lang w:val="id_ID" w:bidi="id_ID"/>
+        </w:rPr>
+        <w:t>Rm. 16:17–27</w:t>
+      </w:r>
       <w:r>
         <w:rPr>
           <w:lang w:val="id_ID" w:bidi="id_ID"/>
@@ -1172,36 +926,24 @@
         </w:rPr>
         <w:t>Paulus sangat mungkin menulis surat Roma ketika ia tinggal selama tiga bulan di Korintus menjelang akhir perjalanan misinya yang ketiga (</w:t>
       </w:r>
-      <w:hyperlink r:id="rId53">
-        <w:r>
-          <w:rPr>
-            <w:lang w:val="id_ID" w:bidi="id_ID"/>
-          </w:rPr>
-          <w:rPr>
-            <w:color w:val="0000EE"/>
-            <w:u w:val="single"/>
-          </w:rPr>
-          <w:t>Kisah. 20:2–3</w:t>
-        </w:r>
-      </w:hyperlink>
+      <w:r>
+        <w:rPr>
+          <w:lang w:val="id_ID" w:bidi="id_ID"/>
+        </w:rPr>
+        <w:t>Kisah. 20:2–3</w:t>
+      </w:r>
       <w:r>
         <w:rPr>
           <w:lang w:val="id_ID" w:bidi="id_ID"/>
         </w:rPr>
         <w:t xml:space="preserve">), sekitar tahun 57 M. Rujukan ke Kengkrea dalam </w:t>
       </w:r>
-      <w:hyperlink r:id="rId54">
-        <w:r>
-          <w:rPr>
-            <w:lang w:val="id_ID" w:bidi="id_ID"/>
-          </w:rPr>
-          <w:rPr>
-            <w:color w:val="0000EE"/>
-            <w:u w:val="single"/>
-          </w:rPr>
-          <w:t>Roma 16:1</w:t>
-        </w:r>
-      </w:hyperlink>
+      <w:r>
+        <w:rPr>
+          <w:lang w:val="id_ID" w:bidi="id_ID"/>
+        </w:rPr>
+        <w:t>Roma 16:1</w:t>
+      </w:r>
       <w:r>
         <w:rPr>
           <w:lang w:val="id_ID" w:bidi="id_ID"/>
@@ -1222,180 +964,120 @@
         </w:rPr>
         <w:t>Kita dapat memahami konteks umum penulisan surat Roma dengan meninjau rujukan Paulus mengenai pelayanan sebelumnya dan rencana perjalanan masa depannya (</w:t>
       </w:r>
-      <w:hyperlink r:id="rId50">
-        <w:r>
-          <w:rPr>
-            <w:lang w:val="id_ID" w:bidi="id_ID"/>
-          </w:rPr>
-          <w:rPr>
-            <w:color w:val="0000EE"/>
-            <w:u w:val="single"/>
-          </w:rPr>
-          <w:t>Rm. 15:14–33</w:t>
-        </w:r>
-      </w:hyperlink>
+      <w:r>
+        <w:rPr>
+          <w:lang w:val="id_ID" w:bidi="id_ID"/>
+        </w:rPr>
+        <w:t>Rm. 15:14–33</w:t>
+      </w:r>
       <w:r>
         <w:rPr>
           <w:lang w:val="id_ID" w:bidi="id_ID"/>
         </w:rPr>
         <w:t>). Empat referensi geografis memberikan kerangka kerja: (1) Melihat ke belakang, Paulus menyatakan bahwa dia telah “sepenuhnya memberitakan Kabar Baik tentang Kristus dari Yerusalem sampai ke Ilirikum” (</w:t>
       </w:r>
-      <w:hyperlink r:id="rId55">
-        <w:r>
-          <w:rPr>
-            <w:lang w:val="id_ID" w:bidi="id_ID"/>
-          </w:rPr>
-          <w:rPr>
-            <w:color w:val="0000EE"/>
-            <w:u w:val="single"/>
-          </w:rPr>
-          <w:t>Rm. 15:19</w:t>
-        </w:r>
-      </w:hyperlink>
+      <w:r>
+        <w:rPr>
+          <w:lang w:val="id_ID" w:bidi="id_ID"/>
+        </w:rPr>
+        <w:t>Rm. 15:19</w:t>
+      </w:r>
       <w:r>
         <w:rPr>
           <w:lang w:val="id_ID" w:bidi="id_ID"/>
         </w:rPr>
         <w:t>). Ilirikum adalah provinsi Romawi yang menempati wilayah yang sama dengan Serbia dan Kroasia modern. Paulus mencatat bahwa dia telah mendirikan gereja di kota-kota besar dari Yerusalem, melalui Asia Kecil, hingga Makedonia dan Yunani. Ini adalah wilayah yang Paulus dan rekan-rekannya jelajahi dalam tiga perjalanan misi yang besar yang dicatat dalam Kisah Para Rasul. (2) Tujuan sementara Paulus adalah Yerusalem, di mana dia berencana untuk menyerahkan “persembahan kepada orang-orang percaya” (</w:t>
       </w:r>
-      <w:hyperlink r:id="rId56">
-        <w:r>
-          <w:rPr>
-            <w:lang w:val="id_ID" w:bidi="id_ID"/>
-          </w:rPr>
-          <w:rPr>
-            <w:color w:val="0000EE"/>
-            <w:u w:val="single"/>
-          </w:rPr>
-          <w:t>Rm. 15:25</w:t>
-        </w:r>
-      </w:hyperlink>
+      <w:r>
+        <w:rPr>
+          <w:lang w:val="id_ID" w:bidi="id_ID"/>
+        </w:rPr>
+        <w:t>Rm. 15:25</w:t>
+      </w:r>
       <w:r>
         <w:rPr>
           <w:lang w:val="id_ID" w:bidi="id_ID"/>
         </w:rPr>
         <w:t>). Persembahan ini adalah uang yang telah dikumpulkan Paulus dari gereja-gereja non-Yahudi yang didirikannya untuk membantu gereja di Yerusalem (</w:t>
       </w:r>
-      <w:hyperlink r:id="rId57">
-        <w:r>
-          <w:rPr>
-            <w:lang w:val="id_ID" w:bidi="id_ID"/>
-          </w:rPr>
-          <w:rPr>
-            <w:color w:val="0000EE"/>
-            <w:u w:val="single"/>
-          </w:rPr>
-          <w:t>Rm. 15:26</w:t>
-        </w:r>
-      </w:hyperlink>
+      <w:r>
+        <w:rPr>
+          <w:lang w:val="id_ID" w:bidi="id_ID"/>
+        </w:rPr>
+        <w:t>Rm. 15:26</w:t>
+      </w:r>
       <w:r>
         <w:rPr>
           <w:lang w:val="id_ID" w:bidi="id_ID"/>
         </w:rPr>
         <w:t xml:space="preserve">; lihat juga </w:t>
       </w:r>
-      <w:hyperlink r:id="rId58">
-        <w:r>
-          <w:rPr>
-            <w:lang w:val="id_ID" w:bidi="id_ID"/>
-          </w:rPr>
-          <w:rPr>
-            <w:color w:val="0000EE"/>
-            <w:u w:val="single"/>
-          </w:rPr>
-          <w:t>1Kor. 16:1–4</w:t>
-        </w:r>
-      </w:hyperlink>
+      <w:r>
+        <w:rPr>
+          <w:lang w:val="id_ID" w:bidi="id_ID"/>
+        </w:rPr>
+        <w:t>1Kor. 16:1–4</w:t>
+      </w:r>
       <w:r>
         <w:rPr>
           <w:lang w:val="id_ID" w:bidi="id_ID"/>
         </w:rPr>
         <w:t xml:space="preserve">; </w:t>
       </w:r>
-      <w:hyperlink r:id="rId59">
-        <w:r>
-          <w:rPr>
-            <w:lang w:val="id_ID" w:bidi="id_ID"/>
-          </w:rPr>
-          <w:rPr>
-            <w:color w:val="0000EE"/>
-            <w:u w:val="single"/>
-          </w:rPr>
-          <w:t>2Kor. 8:1–9:15</w:t>
-        </w:r>
-      </w:hyperlink>
+      <w:r>
+        <w:rPr>
+          <w:lang w:val="id_ID" w:bidi="id_ID"/>
+        </w:rPr>
+        <w:t>2Kor. 8:1–9:15</w:t>
+      </w:r>
       <w:r>
         <w:rPr>
           <w:lang w:val="id_ID" w:bidi="id_ID"/>
         </w:rPr>
         <w:t>). (3) Setelah mengunjungi Yerusalem untuk menyerahkan persembahan uang tersebut, Paulus berencana pergi ke Roma (</w:t>
       </w:r>
-      <w:hyperlink r:id="rId60">
-        <w:r>
-          <w:rPr>
-            <w:lang w:val="id_ID" w:bidi="id_ID"/>
-          </w:rPr>
-          <w:rPr>
-            <w:color w:val="0000EE"/>
-            <w:u w:val="single"/>
-          </w:rPr>
-          <w:t>Rm. 15:24</w:t>
-        </w:r>
-      </w:hyperlink>
+      <w:r>
+        <w:rPr>
+          <w:lang w:val="id_ID" w:bidi="id_ID"/>
+        </w:rPr>
+        <w:t>Rm. 15:24</w:t>
+      </w:r>
       <w:r>
         <w:rPr>
           <w:lang w:val="id_ID" w:bidi="id_ID"/>
         </w:rPr>
         <w:t xml:space="preserve">). (4) Tinggal untuk waktu yang lama bersama orang-orang Kristen di Roma bukanlah tujuan akhir Paulus, seperti yang dijelaskan dalam </w:t>
       </w:r>
-      <w:hyperlink r:id="rId60">
-        <w:r>
-          <w:rPr>
-            <w:lang w:val="id_ID" w:bidi="id_ID"/>
-          </w:rPr>
-          <w:rPr>
-            <w:color w:val="0000EE"/>
-            <w:u w:val="single"/>
-          </w:rPr>
-          <w:t>Rm. 15:24</w:t>
-        </w:r>
-      </w:hyperlink>
+      <w:r>
+        <w:rPr>
+          <w:lang w:val="id_ID" w:bidi="id_ID"/>
+        </w:rPr>
+        <w:t>Rm. 15:24</w:t>
+      </w:r>
       <w:r>
         <w:rPr>
           <w:lang w:val="id_ID" w:bidi="id_ID"/>
         </w:rPr>
         <w:t xml:space="preserve"> (“tinggal seketika”). Tujuan akhirnya adalah Spanyol, di mana dia dapat melanjutkan panggilannya untuk mendirikan gereja di tempat-tempat “di mana nama Kristus belum pernah didengar” (</w:t>
       </w:r>
-      <w:hyperlink r:id="rId61">
-        <w:r>
-          <w:rPr>
-            <w:lang w:val="id_ID" w:bidi="id_ID"/>
-          </w:rPr>
-          <w:rPr>
-            <w:color w:val="0000EE"/>
-            <w:u w:val="single"/>
-          </w:rPr>
-          <w:t>Rm. 15:20</w:t>
-        </w:r>
-      </w:hyperlink>
+      <w:r>
+        <w:rPr>
+          <w:lang w:val="id_ID" w:bidi="id_ID"/>
+        </w:rPr>
+        <w:t>Rm. 15:20</w:t>
+      </w:r>
       <w:r>
         <w:rPr>
           <w:lang w:val="id_ID" w:bidi="id_ID"/>
         </w:rPr>
         <w:t xml:space="preserve">, </w:t>
       </w:r>
-      <w:hyperlink r:id="rId60">
-        <w:r>
-          <w:rPr>
-            <w:lang w:val="id_ID" w:bidi="id_ID"/>
-          </w:rPr>
-          <w:rPr>
-            <w:color w:val="0000EE"/>
-            <w:u w:val="single"/>
-          </w:rPr>
-          <w:t>24</w:t>
-        </w:r>
-      </w:hyperlink>
+      <w:r>
+        <w:rPr>
+          <w:lang w:val="id_ID" w:bidi="id_ID"/>
+        </w:rPr>
+        <w:t>24</w:t>
+      </w:r>
       <w:r>
         <w:rPr>
           <w:lang w:val="id_ID" w:bidi="id_ID"/>
@@ -1441,36 +1123,24 @@
         </w:rPr>
         <w:t>Paulus berada di satu persimpangan penting dalam pelayanannya (</w:t>
       </w:r>
-      <w:hyperlink r:id="rId61">
-        <w:r>
-          <w:rPr>
-            <w:lang w:val="id_ID" w:bidi="id_ID"/>
-          </w:rPr>
-          <w:rPr>
-            <w:color w:val="0000EE"/>
-            <w:u w:val="single"/>
-          </w:rPr>
-          <w:t>Rm. 15:20</w:t>
-        </w:r>
-      </w:hyperlink>
+      <w:r>
+        <w:rPr>
+          <w:lang w:val="id_ID" w:bidi="id_ID"/>
+        </w:rPr>
+        <w:t>Rm. 15:20</w:t>
+      </w:r>
       <w:r>
         <w:rPr>
           <w:lang w:val="id_ID" w:bidi="id_ID"/>
         </w:rPr>
         <w:t>). Dia telah “sepenuhnya menyampaikan” Kabar Baik ke wilayah Mediterania timur (</w:t>
       </w:r>
-      <w:hyperlink r:id="rId55">
-        <w:r>
-          <w:rPr>
-            <w:lang w:val="id_ID" w:bidi="id_ID"/>
-          </w:rPr>
-          <w:rPr>
-            <w:color w:val="0000EE"/>
-            <w:u w:val="single"/>
-          </w:rPr>
-          <w:t>Rm. 15:19</w:t>
-        </w:r>
-      </w:hyperlink>
+      <w:r>
+        <w:rPr>
+          <w:lang w:val="id_ID" w:bidi="id_ID"/>
+        </w:rPr>
+        <w:t>Rm. 15:19</w:t>
+      </w:r>
       <w:r>
         <w:rPr>
           <w:lang w:val="id_ID" w:bidi="id_ID"/>
@@ -1505,18 +1175,12 @@
         </w:rPr>
         <w:t>Tujuan lain kemudian muncul: Paulus ingin mendapatkan dukungan dari umat Kristen di Roma untuk misinya yang baru di Spanyol. "Gereja pengutus" Paulus, jemaat Antiokhia, berjarak ribuan mil dari Spanyol. Ketika sang rasul mencari gereja baru untuk bermitra dengannya, perhatiannya secara alami beralih ke gereja di Roma (</w:t>
       </w:r>
-      <w:hyperlink r:id="rId60">
-        <w:r>
-          <w:rPr>
-            <w:lang w:val="id_ID" w:bidi="id_ID"/>
-          </w:rPr>
-          <w:rPr>
-            <w:color w:val="0000EE"/>
-            <w:u w:val="single"/>
-          </w:rPr>
-          <w:t>Rm. 15:24</w:t>
-        </w:r>
-      </w:hyperlink>
+      <w:r>
+        <w:rPr>
+          <w:lang w:val="id_ID" w:bidi="id_ID"/>
+        </w:rPr>
+        <w:t>Rm. 15:24</w:t>
+      </w:r>
       <w:r>
         <w:rPr>
           <w:lang w:val="id_ID" w:bidi="id_ID"/>
@@ -1537,18 +1201,12 @@
         </w:rPr>
         <w:t xml:space="preserve">Paulus juga menulis dengan alasan ketiga: untuk memulihkan keretakan dalam komunitas Kristen di Roma, yang terpecah karena perbedaan pendapat tentang sejauh mana hukum Perjanjian Lama harus terus membimbing orang-orang percaya (lihat </w:t>
       </w:r>
-      <w:hyperlink r:id="rId49">
-        <w:r>
-          <w:rPr>
-            <w:lang w:val="id_ID" w:bidi="id_ID"/>
-          </w:rPr>
-          <w:rPr>
-            <w:color w:val="0000EE"/>
-            <w:u w:val="single"/>
-          </w:rPr>
-          <w:t>Rm. 14:1–15:13</w:t>
-        </w:r>
-      </w:hyperlink>
+      <w:r>
+        <w:rPr>
+          <w:lang w:val="id_ID" w:bidi="id_ID"/>
+        </w:rPr>
+        <w:t>Rm. 14:1–15:13</w:t>
+      </w:r>
       <w:r>
         <w:rPr>
           <w:lang w:val="id_ID" w:bidi="id_ID"/>
@@ -1605,18 +1263,12 @@
         </w:rPr>
         <w:t xml:space="preserve">Sejak masa Reformasi, surat Roma telah dibaca sebagai surat tentang keselamatan individu. Mengikuti jejak Martin Luther, yang perjalanan spiritualnya sangat terkait dengan surat Roma, para Reformator seperti Yohanes Calvin dan Ulrich Zwingli melihat dalam surat ini ekspresi alkitabiah yang klasik dari kebenaran bahwa manusia dibenarkan di hadapan Allah melalui iman mereka kepada Kristus dan bukan melalui usaha mereka sendiri. Para Reformator memandang Paulus sedang berjuang melawan Yudaisme legalistik yang bersikeras bahwa orang-orang harus menaati hukum Taurat untuk diselamatkan. Sikap orang-orang Yahudi yang berlebihan dalam mengandalkan hukum Taurat telah membuat banyak orang Yahudi menganggap bahwa kesetiaan pada hukum Taurat sudah cukup untuk keselamatan (misalnya, </w:t>
       </w:r>
-      <w:hyperlink r:id="rId62">
-        <w:r>
-          <w:rPr>
-            <w:lang w:val="id_ID" w:bidi="id_ID"/>
-          </w:rPr>
-          <w:rPr>
-            <w:color w:val="0000EE"/>
-            <w:u w:val="single"/>
-          </w:rPr>
-          <w:t>Rm. 10:1–4</w:t>
-        </w:r>
-      </w:hyperlink>
+      <w:r>
+        <w:rPr>
+          <w:lang w:val="id_ID" w:bidi="id_ID"/>
+        </w:rPr>
+        <w:t>Rm. 10:1–4</w:t>
+      </w:r>
       <w:r>
         <w:rPr>
           <w:lang w:val="id_ID" w:bidi="id_ID"/>
